--- a/finance/exports/Christy_Budget_2026.docx
+++ b/finance/exports/Christy_Budget_2026.docx
@@ -117,7 +117,7 @@
         <w:pStyle w:val="ListBullet"/>
       </w:pPr>
       <w:r>
-        <w:t>Clothing &amp; shopping and card-based Health &amp; Beauty are the next two areas with room to trim.</w:t>
+        <w:t>Christy has decided: clothing spending stops (cut to a £30/month near-zero allowance) and eating out/takeaway stops entirely (£0) — one weekly food shop instead. Reflected from August onward below.</w:t>
       </w:r>
     </w:p>
     <w:p>
@@ -134,6 +134,14 @@
       </w:pPr>
       <w:r>
         <w:t>June spent slightly more than income came in, even after the savings transfer — worth watching if it repeats.</w:t>
+      </w:r>
+    </w:p>
+    <w:p>
+      <w:pPr>
+        <w:pStyle w:val="ListBullet"/>
+      </w:pPr>
+      <w:r>
+        <w:t>Big changes ahead: a £1,295/month mortgage and a move to self-employment (~£5,000-£6,000/month) from around September 2026 — see the September section at the end of this document.</w:t>
       </w:r>
     </w:p>
     <w:p/>
@@ -1649,7 +1657,7 @@
     </w:p>
     <w:p>
       <w:r>
-        <w:t>Fill in the Actual column by hand as the month goes, or send me your next statement and I'll do it for you.</w:t>
+        <w:t>Fill in the Actual column by hand as the month goes, or send me your next statement and I'll do it for you. Clothing and Eating Out are already cut per your instruction — no takeaway, minimal clothing.</w:t>
       </w:r>
     </w:p>
     <w:tbl>
@@ -1782,7 +1790,7 @@
           </w:tcPr>
           <w:p>
             <w:r>
-              <w:t>150.00</w:t>
+              <w:t>30.00</w:t>
             </w:r>
           </w:p>
         </w:tc>
@@ -1820,7 +1828,7 @@
           </w:tcPr>
           <w:p>
             <w:r>
-              <w:t>150.00</w:t>
+              <w:t>0.00</w:t>
             </w:r>
           </w:p>
         </w:tc>
@@ -2186,6 +2194,637 @@
     </w:tbl>
     <w:p/>
     <w:p>
+      <w:pPr>
+        <w:pStyle w:val="Heading1"/>
+      </w:pPr>
+      <w:r>
+        <w:t>September 2026 — after the mortgage &amp; self-employment</w:t>
+      </w:r>
+    </w:p>
+    <w:p>
+      <w:r>
+        <w:rPr>
+          <w:b/>
+        </w:rPr>
+        <w:t xml:space="preserve">This is a planning projection, not real data yet. </w:t>
+      </w:r>
+      <w:r>
+        <w:t>Three big changes land around the same time: a £1,295/month mortgage, a switch to self-employment, and income rising to an estimated £5,000–£6,000/month (versus ~£4,202 now). Budgeted below using the conservative £5,000 figure — treat anything earned above that as a bonus, not guaranteed income.</w:t>
+      </w:r>
+    </w:p>
+    <w:p>
+      <w:r>
+        <w:rPr>
+          <w:b/>
+          <w:color w:val="A6402E"/>
+        </w:rPr>
+        <w:t xml:space="preserve">Important: </w:t>
+      </w:r>
+      <w:r>
+        <w:t>self-employment income is not taxed at source the way your current PAYE salary is. The Tax &amp; NI row below is a rough 25% placeholder, not a real calculation — and your first year of Self Assessment can also require a "payment on account" toward the following year, meaning the first bill may be bigger than 25% of one year's profit. Please get this confirmed by an accountant before September.</w:t>
+      </w:r>
+    </w:p>
+    <w:tbl>
+      <w:tblPr>
+        <w:tblStyle w:val="TableGrid"/>
+        <w:tblW w:type="auto" w:w="0"/>
+        <w:jc w:val="center"/>
+        <w:tblLook w:firstColumn="1" w:firstRow="1" w:lastColumn="0" w:lastRow="0" w:noHBand="0" w:noVBand="1" w:val="04A0"/>
+      </w:tblPr>
+      <w:tblGrid>
+        <w:gridCol w:w="2880"/>
+        <w:gridCol w:w="2880"/>
+        <w:gridCol w:w="2880"/>
+      </w:tblGrid>
+      <w:tr>
+        <w:tc>
+          <w:tcPr>
+            <w:tcW w:type="dxa" w:w="3312"/>
+            <w:shd w:val="clear" w:color="auto" w:fill="2F5D4C"/>
+          </w:tcPr>
+          <w:p>
+            <w:r>
+              <w:rPr>
+                <w:b/>
+                <w:color w:val="FFFFFF"/>
+              </w:rPr>
+              <w:t>Category</w:t>
+            </w:r>
+          </w:p>
+        </w:tc>
+        <w:tc>
+          <w:tcPr>
+            <w:tcW w:type="dxa" w:w="1728"/>
+            <w:shd w:val="clear" w:color="auto" w:fill="2F5D4C"/>
+          </w:tcPr>
+          <w:p>
+            <w:r>
+              <w:rPr>
+                <w:b/>
+                <w:color w:val="FFFFFF"/>
+              </w:rPr>
+              <w:t>Budgeted (£)</w:t>
+            </w:r>
+          </w:p>
+        </w:tc>
+        <w:tc>
+          <w:tcPr>
+            <w:tcW w:type="dxa" w:w="4320"/>
+            <w:shd w:val="clear" w:color="auto" w:fill="2F5D4C"/>
+          </w:tcPr>
+          <w:p>
+            <w:r>
+              <w:rPr>
+                <w:b/>
+                <w:color w:val="FFFFFF"/>
+              </w:rPr>
+              <w:t>Note</w:t>
+            </w:r>
+          </w:p>
+        </w:tc>
+      </w:tr>
+      <w:tr>
+        <w:tc>
+          <w:tcPr>
+            <w:tcW w:type="dxa" w:w="3312"/>
+          </w:tcPr>
+          <w:p>
+            <w:r>
+              <w:t>Mortgage</w:t>
+            </w:r>
+          </w:p>
+        </w:tc>
+        <w:tc>
+          <w:tcPr>
+            <w:tcW w:type="dxa" w:w="1728"/>
+          </w:tcPr>
+          <w:p>
+            <w:r>
+              <w:t>1,295.00</w:t>
+            </w:r>
+          </w:p>
+        </w:tc>
+        <w:tc>
+          <w:tcPr>
+            <w:tcW w:type="dxa" w:w="4320"/>
+          </w:tcPr>
+          <w:p>
+            <w:r>
+              <w:t>New fixed cost — confirm exact start date</w:t>
+            </w:r>
+          </w:p>
+        </w:tc>
+      </w:tr>
+      <w:tr>
+        <w:tc>
+          <w:tcPr>
+            <w:tcW w:type="dxa" w:w="3312"/>
+          </w:tcPr>
+          <w:p>
+            <w:r>
+              <w:t>Tax &amp; NI set-aside (self-employed)</w:t>
+            </w:r>
+          </w:p>
+        </w:tc>
+        <w:tc>
+          <w:tcPr>
+            <w:tcW w:type="dxa" w:w="1728"/>
+          </w:tcPr>
+          <w:p>
+            <w:r>
+              <w:t>1,250.00</w:t>
+            </w:r>
+          </w:p>
+        </w:tc>
+        <w:tc>
+          <w:tcPr>
+            <w:tcW w:type="dxa" w:w="4320"/>
+          </w:tcPr>
+          <w:p>
+            <w:r>
+              <w:t>25% placeholder — confirm with an accountant</w:t>
+            </w:r>
+          </w:p>
+        </w:tc>
+      </w:tr>
+      <w:tr>
+        <w:tc>
+          <w:tcPr>
+            <w:tcW w:type="dxa" w:w="3312"/>
+          </w:tcPr>
+          <w:p>
+            <w:r>
+              <w:t>Savings (transfer out)</w:t>
+            </w:r>
+          </w:p>
+        </w:tc>
+        <w:tc>
+          <w:tcPr>
+            <w:tcW w:type="dxa" w:w="1728"/>
+          </w:tcPr>
+          <w:p>
+            <w:r>
+              <w:t>1,500.00</w:t>
+            </w:r>
+          </w:p>
+        </w:tc>
+        <w:tc>
+          <w:tcPr>
+            <w:tcW w:type="dxa" w:w="4320"/>
+          </w:tcPr>
+          <w:p>
+            <w:r>
+              <w:t>Trimmed from £2,000 to make room</w:t>
+            </w:r>
+          </w:p>
+        </w:tc>
+      </w:tr>
+      <w:tr>
+        <w:tc>
+          <w:tcPr>
+            <w:tcW w:type="dxa" w:w="3312"/>
+          </w:tcPr>
+          <w:p>
+            <w:r>
+              <w:t>Beauty &amp; hair (cash-only vendors)</w:t>
+            </w:r>
+          </w:p>
+        </w:tc>
+        <w:tc>
+          <w:tcPr>
+            <w:tcW w:type="dxa" w:w="1728"/>
+          </w:tcPr>
+          <w:p>
+            <w:r>
+              <w:t>220.00</w:t>
+            </w:r>
+          </w:p>
+        </w:tc>
+        <w:tc>
+          <w:tcPr>
+            <w:tcW w:type="dxa" w:w="4320"/>
+          </w:tcPr>
+          <w:p>
+            <w:r>
+              <w:t>Unchanged</w:t>
+            </w:r>
+          </w:p>
+        </w:tc>
+      </w:tr>
+      <w:tr>
+        <w:tc>
+          <w:tcPr>
+            <w:tcW w:type="dxa" w:w="3312"/>
+          </w:tcPr>
+          <w:p>
+            <w:r>
+              <w:t>Health &amp; beauty (card)</w:t>
+            </w:r>
+          </w:p>
+        </w:tc>
+        <w:tc>
+          <w:tcPr>
+            <w:tcW w:type="dxa" w:w="1728"/>
+          </w:tcPr>
+          <w:p>
+            <w:r>
+              <w:t>150.00</w:t>
+            </w:r>
+          </w:p>
+        </w:tc>
+        <w:tc>
+          <w:tcPr>
+            <w:tcW w:type="dxa" w:w="4320"/>
+          </w:tcPr>
+          <w:p>
+            <w:r>
+              <w:t>Unchanged</w:t>
+            </w:r>
+          </w:p>
+        </w:tc>
+      </w:tr>
+      <w:tr>
+        <w:tc>
+          <w:tcPr>
+            <w:tcW w:type="dxa" w:w="3312"/>
+          </w:tcPr>
+          <w:p>
+            <w:r>
+              <w:t>Fuel &amp; car</w:t>
+            </w:r>
+          </w:p>
+        </w:tc>
+        <w:tc>
+          <w:tcPr>
+            <w:tcW w:type="dxa" w:w="1728"/>
+          </w:tcPr>
+          <w:p>
+            <w:r>
+              <w:t>180.00</w:t>
+            </w:r>
+          </w:p>
+        </w:tc>
+        <w:tc>
+          <w:tcPr>
+            <w:tcW w:type="dxa" w:w="4320"/>
+          </w:tcPr>
+          <w:p>
+            <w:r>
+              <w:t>May shift with self-employed travel</w:t>
+            </w:r>
+          </w:p>
+        </w:tc>
+      </w:tr>
+      <w:tr>
+        <w:tc>
+          <w:tcPr>
+            <w:tcW w:type="dxa" w:w="3312"/>
+          </w:tcPr>
+          <w:p>
+            <w:r>
+              <w:t>Groceries</w:t>
+            </w:r>
+          </w:p>
+        </w:tc>
+        <w:tc>
+          <w:tcPr>
+            <w:tcW w:type="dxa" w:w="1728"/>
+          </w:tcPr>
+          <w:p>
+            <w:r>
+              <w:t>140.00</w:t>
+            </w:r>
+          </w:p>
+        </w:tc>
+        <w:tc>
+          <w:tcPr>
+            <w:tcW w:type="dxa" w:w="4320"/>
+          </w:tcPr>
+          <w:p>
+            <w:r>
+              <w:t>One weekly shop</w:t>
+            </w:r>
+          </w:p>
+        </w:tc>
+      </w:tr>
+      <w:tr>
+        <w:tc>
+          <w:tcPr>
+            <w:tcW w:type="dxa" w:w="3312"/>
+          </w:tcPr>
+          <w:p>
+            <w:r>
+              <w:t>Subscriptions</w:t>
+            </w:r>
+          </w:p>
+        </w:tc>
+        <w:tc>
+          <w:tcPr>
+            <w:tcW w:type="dxa" w:w="1728"/>
+          </w:tcPr>
+          <w:p>
+            <w:r>
+              <w:t>90.00</w:t>
+            </w:r>
+          </w:p>
+        </w:tc>
+        <w:tc>
+          <w:tcPr>
+            <w:tcW w:type="dxa" w:w="4320"/>
+          </w:tcPr>
+          <w:p>
+            <w:r>
+              <w:t>Pending EE duplicate confirmation</w:t>
+            </w:r>
+          </w:p>
+        </w:tc>
+      </w:tr>
+      <w:tr>
+        <w:tc>
+          <w:tcPr>
+            <w:tcW w:type="dxa" w:w="3312"/>
+          </w:tcPr>
+          <w:p>
+            <w:r>
+              <w:t>Giving &amp; charity</w:t>
+            </w:r>
+          </w:p>
+        </w:tc>
+        <w:tc>
+          <w:tcPr>
+            <w:tcW w:type="dxa" w:w="1728"/>
+          </w:tcPr>
+          <w:p>
+            <w:r>
+              <w:t>30.00</w:t>
+            </w:r>
+          </w:p>
+        </w:tc>
+        <w:tc>
+          <w:tcPr>
+            <w:tcW w:type="dxa" w:w="4320"/>
+          </w:tcPr>
+          <w:p>
+            <w:r>
+              <w:t>Unchanged</w:t>
+            </w:r>
+          </w:p>
+        </w:tc>
+      </w:tr>
+      <w:tr>
+        <w:tc>
+          <w:tcPr>
+            <w:tcW w:type="dxa" w:w="3312"/>
+          </w:tcPr>
+          <w:p>
+            <w:r>
+              <w:t>Entertainment</w:t>
+            </w:r>
+          </w:p>
+        </w:tc>
+        <w:tc>
+          <w:tcPr>
+            <w:tcW w:type="dxa" w:w="1728"/>
+          </w:tcPr>
+          <w:p>
+            <w:r>
+              <w:t>30.00</w:t>
+            </w:r>
+          </w:p>
+        </w:tc>
+        <w:tc>
+          <w:tcPr>
+            <w:tcW w:type="dxa" w:w="4320"/>
+          </w:tcPr>
+          <w:p>
+            <w:r>
+              <w:t>Unchanged</w:t>
+            </w:r>
+          </w:p>
+        </w:tc>
+      </w:tr>
+      <w:tr>
+        <w:tc>
+          <w:tcPr>
+            <w:tcW w:type="dxa" w:w="3312"/>
+          </w:tcPr>
+          <w:p>
+            <w:r>
+              <w:t>Clothing &amp; shopping</w:t>
+            </w:r>
+          </w:p>
+        </w:tc>
+        <w:tc>
+          <w:tcPr>
+            <w:tcW w:type="dxa" w:w="1728"/>
+          </w:tcPr>
+          <w:p>
+            <w:r>
+              <w:t>30.00</w:t>
+            </w:r>
+          </w:p>
+        </w:tc>
+        <w:tc>
+          <w:tcPr>
+            <w:tcW w:type="dxa" w:w="4320"/>
+          </w:tcPr>
+          <w:p>
+            <w:r>
+              <w:t>Cut per your instruction</w:t>
+            </w:r>
+          </w:p>
+        </w:tc>
+      </w:tr>
+      <w:tr>
+        <w:tc>
+          <w:tcPr>
+            <w:tcW w:type="dxa" w:w="3312"/>
+          </w:tcPr>
+          <w:p>
+            <w:r>
+              <w:t>Other services</w:t>
+            </w:r>
+          </w:p>
+        </w:tc>
+        <w:tc>
+          <w:tcPr>
+            <w:tcW w:type="dxa" w:w="1728"/>
+          </w:tcPr>
+          <w:p>
+            <w:r>
+              <w:t>25.00</w:t>
+            </w:r>
+          </w:p>
+        </w:tc>
+        <w:tc>
+          <w:tcPr>
+            <w:tcW w:type="dxa" w:w="4320"/>
+          </w:tcPr>
+          <w:p>
+            <w:r>
+              <w:t>Unchanged</w:t>
+            </w:r>
+          </w:p>
+        </w:tc>
+      </w:tr>
+      <w:tr>
+        <w:tc>
+          <w:tcPr>
+            <w:tcW w:type="dxa" w:w="3312"/>
+          </w:tcPr>
+          <w:p>
+            <w:r>
+              <w:t>Transport &amp; parking</w:t>
+            </w:r>
+          </w:p>
+        </w:tc>
+        <w:tc>
+          <w:tcPr>
+            <w:tcW w:type="dxa" w:w="1728"/>
+          </w:tcPr>
+          <w:p>
+            <w:r>
+              <w:t>20.00</w:t>
+            </w:r>
+          </w:p>
+        </w:tc>
+        <w:tc>
+          <w:tcPr>
+            <w:tcW w:type="dxa" w:w="4320"/>
+          </w:tcPr>
+          <w:p>
+            <w:r>
+              <w:t>Unchanged</w:t>
+            </w:r>
+          </w:p>
+        </w:tc>
+      </w:tr>
+      <w:tr>
+        <w:tc>
+          <w:tcPr>
+            <w:tcW w:type="dxa" w:w="3312"/>
+          </w:tcPr>
+          <w:p>
+            <w:r>
+              <w:t>Gifts</w:t>
+            </w:r>
+          </w:p>
+        </w:tc>
+        <w:tc>
+          <w:tcPr>
+            <w:tcW w:type="dxa" w:w="1728"/>
+          </w:tcPr>
+          <w:p>
+            <w:r>
+              <w:t>20.00</w:t>
+            </w:r>
+          </w:p>
+        </w:tc>
+        <w:tc>
+          <w:tcPr>
+            <w:tcW w:type="dxa" w:w="4320"/>
+          </w:tcPr>
+          <w:p>
+            <w:r>
+              <w:t>Unchanged</w:t>
+            </w:r>
+          </w:p>
+        </w:tc>
+      </w:tr>
+      <w:tr>
+        <w:tc>
+          <w:tcPr>
+            <w:tcW w:type="dxa" w:w="3312"/>
+          </w:tcPr>
+          <w:p>
+            <w:r>
+              <w:t>Eating out</w:t>
+            </w:r>
+          </w:p>
+        </w:tc>
+        <w:tc>
+          <w:tcPr>
+            <w:tcW w:type="dxa" w:w="1728"/>
+          </w:tcPr>
+          <w:p>
+            <w:r>
+              <w:t>0.00</w:t>
+            </w:r>
+          </w:p>
+        </w:tc>
+        <w:tc>
+          <w:tcPr>
+            <w:tcW w:type="dxa" w:w="4320"/>
+          </w:tcPr>
+          <w:p>
+            <w:r>
+              <w:t>Cut per your instruction</w:t>
+            </w:r>
+          </w:p>
+        </w:tc>
+      </w:tr>
+      <w:tr>
+        <w:tc>
+          <w:tcPr>
+            <w:tcW w:type="dxa" w:w="3312"/>
+          </w:tcPr>
+          <w:p>
+            <w:r>
+              <w:rPr>
+                <w:b/>
+              </w:rPr>
+              <w:t>Total allocated</w:t>
+            </w:r>
+          </w:p>
+        </w:tc>
+        <w:tc>
+          <w:tcPr>
+            <w:tcW w:type="dxa" w:w="1728"/>
+          </w:tcPr>
+          <w:p>
+            <w:r>
+              <w:rPr>
+                <w:b/>
+              </w:rPr>
+              <w:t>4,980.00</w:t>
+            </w:r>
+          </w:p>
+        </w:tc>
+        <w:tc>
+          <w:tcPr>
+            <w:tcW w:type="dxa" w:w="4320"/>
+          </w:tcPr>
+          <w:p>
+            <w:r/>
+          </w:p>
+        </w:tc>
+      </w:tr>
+    </w:tbl>
+    <w:p/>
+    <w:p>
+      <w:r>
+        <w:rPr>
+          <w:b/>
+        </w:rPr>
+        <w:t xml:space="preserve">At £5,000/month income: </w:t>
+      </w:r>
+      <w:r>
+        <w:t xml:space="preserve">£4,980.00 allocated, leaving roughly £20.00/month unallocated — tight, but workable, since savings is already generous. </w:t>
+      </w:r>
+    </w:p>
+    <w:p>
+      <w:r>
+        <w:rPr>
+          <w:b/>
+        </w:rPr>
+        <w:t xml:space="preserve">At £6,000/month income: </w:t>
+      </w:r>
+      <w:r>
+        <w:t>roughly £1,020.00/month of extra breathing room.</w:t>
+      </w:r>
+    </w:p>
+    <w:p/>
+    <w:p>
       <w:r>
         <w:rPr>
           <w:i/>
